--- a/rapports/2026-06-06/EQ12/EQ12_sup_v2/DR_043101000173/68-49-92-51.docx
+++ b/rapports/2026-06-06/EQ12/EQ12_sup_v2/DR_043101000173/68-49-92-51.docx
@@ -297,7 +297,7 @@
           <w:color w:val="1F6FEB"/>
           <w:sz w:val="22"/>
         </w:rPr>
-        <w:t>⚠ INCOHÉRENCES À CORRIGER (81)</w:t>
+        <w:t>⚠ INCOHÉRENCES À CORRIGER (79)</w:t>
       </w:r>
     </w:p>
     <w:tbl>
@@ -1354,7 +1354,7 @@
                 <w:color w:val="16A34A"/>
                 <w:sz w:val="16"/>
               </w:rPr>
-              <w:t>—</w:t>
+              <w:t>s01q32, s01q36, s01q38, s04q37_modif, s02q33, s02q34, s01q00b</w:t>
             </w:r>
           </w:p>
         </w:tc>
@@ -1385,7 +1385,7 @@
                 <w:i w:val="0"/>
                 <w:sz w:val="17"/>
               </w:rPr>
-              <w:t>Incohérence!!! seulement les écoles privées paient les frais de scolarité (y compris les frais d'inscription).</w:t>
+              <w:t>Peu probable!!! Vu l'âge (18 ans) de Mouhamed fall ou l'année à laquelle Mouhamed fall a fréquenté l'école pour la dernière fois (.) le dernier diplome de Mouhamed fall ne peut être le Certificat d'études primaires (CEP), prière de corriger cette incohérence ou confirmer avec le QG.</w:t>
             </w:r>
           </w:p>
         </w:tc>
@@ -1444,7 +1444,7 @@
                 <w:color w:val="16A34A"/>
                 <w:sz w:val="16"/>
               </w:rPr>
-              <w:t>s01q32, s01q36, s01q38, s04q37_modif, s02q33, s02q34, s01q00b</w:t>
+              <w:t>s02q33, s01q00b</w:t>
             </w:r>
           </w:p>
         </w:tc>
@@ -1475,7 +1475,7 @@
                 <w:i w:val="0"/>
                 <w:sz w:val="17"/>
               </w:rPr>
-              <w:t>Peu probable!!! Vu l'âge (18 ans) de Mouhamed fall ou l'année à laquelle Mouhamed fall a fréquenté l'école pour la dernière fois (.) le dernier diplome de Mouhamed fall ne peut être le Certificat d'études primaires (CEP), prière de corriger cette incohérence ou confirmer avec le QG.</w:t>
+              <w:t>Incoherent!!! La dernière fois que Amy fall a  fréquenté l'école est 9999.</w:t>
             </w:r>
           </w:p>
         </w:tc>
@@ -1565,7 +1565,7 @@
                 <w:i w:val="0"/>
                 <w:sz w:val="17"/>
               </w:rPr>
-              <w:t>Incoherent!!! La dernière fois que Amy fall a  fréquenté l'école est 9999.</w:t>
+              <w:t>Incoherent!!! La dernière fois que Maguette  sy a  fréquenté l'école est 9999.</w:t>
             </w:r>
           </w:p>
         </w:tc>
@@ -1655,7 +1655,7 @@
                 <w:i w:val="0"/>
                 <w:sz w:val="17"/>
               </w:rPr>
-              <w:t>Incoherent!!! La dernière fois que Maguette  sy a  fréquenté l'école est 9999.</w:t>
+              <w:t>Incoherent!!! La dernière fois que Maréme Cissé a  fréquenté l'école est 9999.</w:t>
             </w:r>
           </w:p>
         </w:tc>
@@ -1745,7 +1745,7 @@
                 <w:i w:val="0"/>
                 <w:sz w:val="17"/>
               </w:rPr>
-              <w:t>Incoherent!!! La dernière fois que Maréme Cissé a  fréquenté l'école est 9999.</w:t>
+              <w:t>Incoherent!!! La dernière fois que Pape djibril fall a  fréquenté l'école est 9999.</w:t>
             </w:r>
           </w:p>
         </w:tc>
@@ -1778,7 +1778,7 @@
                 <w:i w:val="0"/>
                 <w:sz w:val="16"/>
               </w:rPr>
-              <w:t>S02</w:t>
+              <w:t>S19</w:t>
               <w:br/>
             </w:r>
             <w:r>
@@ -1788,7 +1788,7 @@
                 <w:color w:val="64748B"/>
                 <w:sz w:val="14"/>
               </w:rPr>
-              <w:t>Éducation</w:t>
+              <w:t>Entreprises non agricoles</w:t>
             </w:r>
           </w:p>
         </w:tc>
@@ -1804,7 +1804,7 @@
                 <w:color w:val="16A34A"/>
                 <w:sz w:val="16"/>
               </w:rPr>
-              <w:t>s02q33, s01q00b</w:t>
+              <w:t>s01q02, s02q01__1, s02q02__1, s02q03__1, s02q15, s03q17, s04q28, s04q35d</w:t>
             </w:r>
           </w:p>
         </w:tc>
@@ -1835,7 +1835,7 @@
                 <w:i w:val="0"/>
                 <w:sz w:val="17"/>
               </w:rPr>
-              <w:t>Incoherent!!! La dernière fois que Pape djibril fall a  fréquenté l'école est 9999.</w:t>
+              <w:t>Incohérence!! Le prix de revente de Herse dans cette section 19 ne doit pas être égal 0 même si le ménage l'a reçu en cadeau prière de leurs aider à faire une estimation.</w:t>
             </w:r>
           </w:p>
         </w:tc>
@@ -1868,7 +1868,7 @@
                 <w:i w:val="0"/>
                 <w:sz w:val="16"/>
               </w:rPr>
-              <w:t>S19</w:t>
+              <w:t>S20</w:t>
               <w:br/>
             </w:r>
             <w:r>
@@ -1878,7 +1878,7 @@
                 <w:color w:val="64748B"/>
                 <w:sz w:val="14"/>
               </w:rPr>
-              <w:t>Entreprises non agricoles</w:t>
+              <w:t>Gouvernance / autres</w:t>
             </w:r>
           </w:p>
         </w:tc>
@@ -1894,7 +1894,7 @@
                 <w:color w:val="16A34A"/>
                 <w:sz w:val="16"/>
               </w:rPr>
-              <w:t>s01q02, s02q01__1, s02q02__1, s02q03__1, s02q15, s03q17, s04q28, s04q35d</w:t>
+              <w:t>—</w:t>
             </w:r>
           </w:p>
         </w:tc>
@@ -1925,7 +1925,7 @@
                 <w:i w:val="0"/>
                 <w:sz w:val="17"/>
               </w:rPr>
-              <w:t>Incohérence!! Le prix de revente de Herse dans cette section 19 ne doit pas être égal 0 même si le ménage l'a reçu en cadeau prière de leurs aider à faire une estimation.</w:t>
+              <w:t>Incohérence détectée ! Le ménage a précédemment déclaré vivre « Bien » ou « Assez bien » selon son revenu en 20A.02.</w:t>
             </w:r>
           </w:p>
         </w:tc>
@@ -1940,10 +1940,10 @@
               <w:rPr>
                 <w:b/>
                 <w:i w:val="0"/>
-                <w:color w:val="DC2626"/>
-                <w:sz w:val="16"/>
-              </w:rPr>
-              <w:t>Haute</w:t>
+                <w:color w:val="EA580C"/>
+                <w:sz w:val="16"/>
+              </w:rPr>
+              <w:t>Moyenne</w:t>
             </w:r>
           </w:p>
         </w:tc>
@@ -1958,7 +1958,7 @@
                 <w:i w:val="0"/>
                 <w:sz w:val="16"/>
               </w:rPr>
-              <w:t>S20</w:t>
+              <w:t>S00</w:t>
               <w:br/>
             </w:r>
             <w:r>
@@ -1968,7 +1968,7 @@
                 <w:color w:val="64748B"/>
                 <w:sz w:val="14"/>
               </w:rPr>
-              <w:t>Gouvernance / autres</w:t>
+              <w:t>Identification</w:t>
             </w:r>
           </w:p>
         </w:tc>
@@ -2015,7 +2015,7 @@
                 <w:i w:val="0"/>
                 <w:sz w:val="17"/>
               </w:rPr>
-              <w:t>Incohérence détectée ! Le ménage a précédemment déclaré vivre « Bien » ou « Assez bien » selon son revenu en 20A.02.</w:t>
+              <w:t>L'adresse ou la localisation du ménage doit être bien renseignée, ne doit pas contenir des numéros de téléphone et elle semble courte pour être une adresse.</w:t>
             </w:r>
           </w:p>
         </w:tc>
@@ -2105,7 +2105,7 @@
                 <w:i w:val="0"/>
                 <w:sz w:val="17"/>
               </w:rPr>
-              <w:t>L'adresse ou la localisation du ménage doit être bien renseignée, ne doit pas contenir des numéros de téléphone et elle semble courte pour être une adresse.</w:t>
+              <w:t>Prière de renseigner la bonne adresse.</w:t>
             </w:r>
           </w:p>
         </w:tc>
@@ -2138,7 +2138,7 @@
                 <w:i w:val="0"/>
                 <w:sz w:val="16"/>
               </w:rPr>
-              <w:t>S00</w:t>
+              <w:t>S01</w:t>
               <w:br/>
             </w:r>
             <w:r>
@@ -2148,7 +2148,7 @@
                 <w:color w:val="64748B"/>
                 <w:sz w:val="14"/>
               </w:rPr>
-              <w:t>Identification</w:t>
+              <w:t>Démographie</w:t>
             </w:r>
           </w:p>
         </w:tc>
@@ -2195,7 +2195,7 @@
                 <w:i w:val="0"/>
                 <w:sz w:val="17"/>
               </w:rPr>
-              <w:t>Prière de renseigner la bonne adresse.</w:t>
+              <w:t>Prière de verifier l'information donnée par Badou fall ou corriger au niveau de la section 1.</w:t>
             </w:r>
           </w:p>
         </w:tc>
@@ -2285,7 +2285,7 @@
                 <w:i w:val="0"/>
                 <w:sz w:val="17"/>
               </w:rPr>
-              <w:t>Prière de verifier l'information donnée par Badou fall ou corriger au niveau de la section 1.</w:t>
+              <w:t>Prière de verifier l'information donnée par Mouhamed fall ou corriger au niveau de la section 1.</w:t>
             </w:r>
           </w:p>
         </w:tc>
@@ -2375,7 +2375,7 @@
                 <w:i w:val="0"/>
                 <w:sz w:val="17"/>
               </w:rPr>
-              <w:t>Prière de verifier l'information donnée par Mouhamed fall ou corriger au niveau de la section 1.</w:t>
+              <w:t>Prière de verifier l'information donnée par Pape djibril fall ou corriger au niveau de la section 1.</w:t>
             </w:r>
           </w:p>
         </w:tc>
@@ -2434,7 +2434,7 @@
                 <w:color w:val="16A34A"/>
                 <w:sz w:val="16"/>
               </w:rPr>
-              <w:t>—</w:t>
+              <w:t>s01q10_1</w:t>
             </w:r>
           </w:p>
         </w:tc>
@@ -2465,187 +2465,7 @@
                 <w:i w:val="0"/>
                 <w:sz w:val="17"/>
               </w:rPr>
-              <w:t>Prière de verifier l'information donnée par Pape djibril fall ou corriger au niveau de la section 1.</w:t>
-            </w:r>
-          </w:p>
-        </w:tc>
-      </w:tr>
-      <w:tr>
-        <w:tc>
-          <w:tcPr>
-            <w:tcW w:type="dxa" w:w="964"/>
-          </w:tcPr>
-          <w:p>
-            <w:r>
-              <w:rPr>
-                <w:b/>
-                <w:i w:val="0"/>
-                <w:color w:val="EA580C"/>
-                <w:sz w:val="16"/>
-              </w:rPr>
-              <w:t>Moyenne</w:t>
-            </w:r>
-          </w:p>
-        </w:tc>
-        <w:tc>
-          <w:tcPr>
-            <w:tcW w:type="dxa" w:w="1247"/>
-          </w:tcPr>
-          <w:p>
-            <w:r>
-              <w:rPr>
-                <w:b/>
-                <w:i w:val="0"/>
-                <w:sz w:val="16"/>
-              </w:rPr>
-              <w:t>S01</w:t>
-              <w:br/>
-            </w:r>
-            <w:r>
-              <w:rPr>
-                <w:b w:val="0"/>
-                <w:i w:val="0"/>
-                <w:color w:val="64748B"/>
-                <w:sz w:val="14"/>
-              </w:rPr>
-              <w:t>Démographie</w:t>
-            </w:r>
-          </w:p>
-        </w:tc>
-        <w:tc>
-          <w:tcPr>
-            <w:tcW w:type="dxa" w:w="1531"/>
-          </w:tcPr>
-          <w:p>
-            <w:r>
-              <w:rPr>
-                <w:b/>
-                <w:i w:val="0"/>
-                <w:color w:val="16A34A"/>
-                <w:sz w:val="16"/>
-              </w:rPr>
-              <w:t>s01q10_1</w:t>
-            </w:r>
-          </w:p>
-        </w:tc>
-        <w:tc>
-          <w:tcPr>
-            <w:tcW w:type="dxa" w:w="1191"/>
-          </w:tcPr>
-          <w:p>
-            <w:r>
-              <w:rPr>
-                <w:b w:val="0"/>
-                <w:i w:val="0"/>
-                <w:color w:val="64748B"/>
-                <w:sz w:val="16"/>
-              </w:rPr>
-              <w:t>GT-CQ</w:t>
-            </w:r>
-          </w:p>
-        </w:tc>
-        <w:tc>
-          <w:tcPr>
-            <w:tcW w:type="dxa" w:w="4706"/>
-          </w:tcPr>
-          <w:p>
-            <w:r>
-              <w:rPr>
-                <w:b w:val="0"/>
-                <w:i w:val="0"/>
-                <w:sz w:val="17"/>
-              </w:rPr>
               <w:t>La taille du ménage lors de l'enquête principale (8) de ce ménage est inférieur à la taille du denombrement (12), prière de fournir des explications concrètes ou aller revisiter le ménage.</w:t>
-            </w:r>
-          </w:p>
-        </w:tc>
-      </w:tr>
-      <w:tr>
-        <w:tc>
-          <w:tcPr>
-            <w:tcW w:type="dxa" w:w="964"/>
-          </w:tcPr>
-          <w:p>
-            <w:r>
-              <w:rPr>
-                <w:b/>
-                <w:i w:val="0"/>
-                <w:color w:val="EA580C"/>
-                <w:sz w:val="16"/>
-              </w:rPr>
-              <w:t>Moyenne</w:t>
-            </w:r>
-          </w:p>
-        </w:tc>
-        <w:tc>
-          <w:tcPr>
-            <w:tcW w:type="dxa" w:w="1247"/>
-          </w:tcPr>
-          <w:p>
-            <w:r>
-              <w:rPr>
-                <w:b/>
-                <w:i w:val="0"/>
-                <w:sz w:val="16"/>
-              </w:rPr>
-              <w:t>S02</w:t>
-              <w:br/>
-            </w:r>
-            <w:r>
-              <w:rPr>
-                <w:b w:val="0"/>
-                <w:i w:val="0"/>
-                <w:color w:val="64748B"/>
-                <w:sz w:val="14"/>
-              </w:rPr>
-              <w:t>Éducation</w:t>
-            </w:r>
-          </w:p>
-        </w:tc>
-        <w:tc>
-          <w:tcPr>
-            <w:tcW w:type="dxa" w:w="1531"/>
-          </w:tcPr>
-          <w:p>
-            <w:r>
-              <w:rPr>
-                <w:b/>
-                <w:i w:val="0"/>
-                <w:color w:val="16A34A"/>
-                <w:sz w:val="16"/>
-              </w:rPr>
-              <w:t>—</w:t>
-            </w:r>
-          </w:p>
-        </w:tc>
-        <w:tc>
-          <w:tcPr>
-            <w:tcW w:type="dxa" w:w="1191"/>
-          </w:tcPr>
-          <w:p>
-            <w:r>
-              <w:rPr>
-                <w:b w:val="0"/>
-                <w:i w:val="0"/>
-                <w:color w:val="64748B"/>
-                <w:sz w:val="16"/>
-              </w:rPr>
-              <w:t>GT-CQ</w:t>
-            </w:r>
-          </w:p>
-        </w:tc>
-        <w:tc>
-          <w:tcPr>
-            <w:tcW w:type="dxa" w:w="4706"/>
-          </w:tcPr>
-          <w:p>
-            <w:r>
-              <w:rPr>
-                <w:b w:val="0"/>
-                <w:i w:val="0"/>
-                <w:sz w:val="17"/>
-              </w:rPr>
-              <w:t>veuillez, s'il vous plait, confirmer les frais de scolarité ( 2000 FCFA) payée de Mouhamed fall avec le QG ou apporter les corrections nécessaires.</w:t>
             </w:r>
           </w:p>
         </w:tc>
